--- a/DAY2.docx
+++ b/DAY2.docx
@@ -2362,6 +2362,311 @@
     </w:p>
     <w:p>
       <w:pPr>
+        <w:pStyle w:val="Heading1"/>
+        <w:bidi/>
+      </w:pPr>
+      <w:r>
+        <w:rPr>
+          <w:color w:val="2E5090"/>
+        </w:rPr>
+        <w:t>נספח — מידע משלים ממקורות טכניים</w:t>
+      </w:r>
+    </w:p>
+    <w:p>
+      <w:pPr>
+        <w:pStyle w:val="Heading2"/>
+        <w:bidi/>
+      </w:pPr>
+      <w:r>
+        <w:rPr>
+          <w:color w:val="3B7DD8"/>
+        </w:rPr>
+        <w:t>קבצי מסלקות — RFC3000</w:t>
+      </w:r>
+    </w:p>
+    <w:p>
+      <w:pPr>
+        <w:pStyle w:val="ListBullet"/>
+        <w:bidi/>
+      </w:pPr>
+      <w:r>
+        <w:rPr>
+          <w:sz w:val="22"/>
+        </w:rPr>
+        <w:t>RFC 3000 = הקובץ שאומר באיזו גרסה התחנה</w:t>
+      </w:r>
+    </w:p>
+    <w:p>
+      <w:pPr>
+        <w:pStyle w:val="ListBullet"/>
+        <w:bidi/>
+      </w:pPr>
+      <w:r>
+        <w:rPr>
+          <w:sz w:val="22"/>
+        </w:rPr>
+        <w:t>RFC menu INI = כל המסלקות הפעילות</w:t>
+      </w:r>
+    </w:p>
+    <w:p>
+      <w:pPr>
+        <w:pStyle w:val="ListBullet"/>
+        <w:bidi/>
+      </w:pPr>
+      <w:r>
+        <w:rPr>
+          <w:sz w:val="22"/>
+        </w:rPr>
+        <w:t>כדי שמסלקה ת aparecer chez les techniciens, היא צריכה להיות מופעלת בשני מקומות: RFC3000 ו-RFC menu</w:t>
+      </w:r>
+    </w:p>
+    <w:p>
+      <w:pPr>
+        <w:pStyle w:val="Heading2"/>
+        <w:bidi/>
+      </w:pPr>
+      <w:r>
+        <w:rPr>
+          <w:color w:val="3B7DD8"/>
+        </w:rPr>
+        <w:t>צריבת DDA2 — שלבים חשובים</w:t>
+      </w:r>
+    </w:p>
+    <w:p>
+      <w:pPr>
+        <w:bidi/>
+      </w:pPr>
+      <w:r>
+        <w:rPr>
+          <w:sz w:val="22"/>
+        </w:rPr>
+        <w:t>1. Mode חייב להיות TCP</w:t>
+      </w:r>
+    </w:p>
+    <w:p>
+      <w:pPr>
+        <w:bidi/>
+      </w:pPr>
+      <w:r>
+        <w:rPr>
+          <w:sz w:val="22"/>
+        </w:rPr>
+        <w:t>2. Baud חייב להיות 28800</w:t>
+      </w:r>
+    </w:p>
+    <w:p>
+      <w:pPr>
+        <w:bidi/>
+      </w:pPr>
+      <w:r>
+        <w:rPr>
+          <w:sz w:val="22"/>
+        </w:rPr>
+        <w:t>3. TCP Option = כתובת ה-IP לצרוב</w:t>
+      </w:r>
+    </w:p>
+    <w:p>
+      <w:pPr>
+        <w:bidi/>
+      </w:pPr>
+      <w:r>
+        <w:rPr>
+          <w:sz w:val="22"/>
+        </w:rPr>
+        <w:t>4. לא לבצע בזמן תדלוק פעיל!</w:t>
+      </w:r>
+    </w:p>
+    <w:p>
+      <w:pPr>
+        <w:pStyle w:val="Heading2"/>
+        <w:bidi/>
+      </w:pPr>
+      <w:r>
+        <w:rPr>
+          <w:color w:val="3B7DD8"/>
+        </w:rPr>
+        <w:t>תיקיות CVS</w:t>
+      </w:r>
+    </w:p>
+    <w:p>
+      <w:pPr>
+        <w:bidi/>
+      </w:pPr>
+      <w:r>
+        <w:rPr>
+          <w:sz w:val="22"/>
+        </w:rPr>
+        <w:t>נתיב: c/dda/station/cvs</w:t>
+      </w:r>
+    </w:p>
+    <w:p>
+      <w:pPr>
+        <w:pStyle w:val="ListBullet"/>
+        <w:bidi/>
+      </w:pPr>
+      <w:r>
+        <w:rPr>
+          <w:sz w:val="22"/>
+        </w:rPr>
+        <w:t>runcvs.bat = הרצת CVS</w:t>
+      </w:r>
+    </w:p>
+    <w:p>
+      <w:pPr>
+        <w:pStyle w:val="ListBullet"/>
+        <w:bidi/>
+      </w:pPr>
+      <w:r>
+        <w:rPr>
+          <w:sz w:val="22"/>
+        </w:rPr>
+        <w:t>cvs.dbd/ = database של התחנה</w:t>
+      </w:r>
+    </w:p>
+    <w:p>
+      <w:pPr>
+        <w:pStyle w:val="ListBullet"/>
+        <w:bidi/>
+      </w:pPr>
+      <w:r>
+        <w:rPr>
+          <w:sz w:val="22"/>
+        </w:rPr>
+        <w:t>log/ = לוגים (ממוצע 10 ימים)</w:t>
+      </w:r>
+    </w:p>
+    <w:p>
+      <w:pPr>
+        <w:pStyle w:val="ListBullet"/>
+        <w:bidi/>
+      </w:pPr>
+      <w:r>
+        <w:rPr>
+          <w:sz w:val="22"/>
+        </w:rPr>
+        <w:t>מבנה לוג: cvs.YYYY-MM-DD.N</w:t>
+      </w:r>
+    </w:p>
+    <w:p>
+      <w:pPr>
+        <w:pStyle w:val="Heading2"/>
+        <w:bidi/>
+      </w:pPr>
+      <w:r>
+        <w:rPr>
+          <w:color w:val="3B7DD8"/>
+        </w:rPr>
+        <w:t>תיקיית Shva</w:t>
+      </w:r>
+    </w:p>
+    <w:p>
+      <w:pPr>
+        <w:bidi/>
+      </w:pPr>
+      <w:r>
+        <w:rPr>
+          <w:sz w:val="22"/>
+        </w:rPr>
+        <w:t>נתיב: c/dda/station/shva</w:t>
+      </w:r>
+    </w:p>
+    <w:p>
+      <w:pPr>
+        <w:pStyle w:val="ListBullet"/>
+        <w:bidi/>
+      </w:pPr>
+      <w:r>
+        <w:rPr>
+          <w:sz w:val="22"/>
+        </w:rPr>
+        <w:t>ash95.exe = אשראית</w:t>
+      </w:r>
+    </w:p>
+    <w:p>
+      <w:pPr>
+        <w:pStyle w:val="ListBullet"/>
+        <w:bidi/>
+      </w:pPr>
+      <w:r>
+        <w:rPr>
+          <w:sz w:val="22"/>
+        </w:rPr>
+        <w:t>transmit_now.bat = הוצאת שידור</w:t>
+      </w:r>
+    </w:p>
+    <w:p>
+      <w:pPr>
+        <w:pStyle w:val="ListBullet"/>
+        <w:bidi/>
+      </w:pPr>
+      <w:r>
+        <w:rPr>
+          <w:sz w:val="22"/>
+        </w:rPr>
+        <w:t>תקלת "קובץ חסומים": הוצאת שידור → שינוי סיומות neg/jenr → שידור מחדש</w:t>
+      </w:r>
+    </w:p>
+    <w:p>
+      <w:pPr>
+        <w:pStyle w:val="Heading2"/>
+        <w:bidi/>
+      </w:pPr>
+      <w:r>
+        <w:rPr>
+          <w:color w:val="3B7DD8"/>
+        </w:rPr>
+        <w:t>תיקיית Report</w:t>
+      </w:r>
+    </w:p>
+    <w:p>
+      <w:pPr>
+        <w:pStyle w:val="ListBullet"/>
+        <w:bidi/>
+      </w:pPr>
+      <w:r>
+        <w:rPr>
+          <w:sz w:val="22"/>
+        </w:rPr>
+        <w:t>newgen.exe = דוחות</w:t>
+      </w:r>
+    </w:p>
+    <w:p>
+      <w:pPr>
+        <w:pStyle w:val="ListBullet"/>
+        <w:bidi/>
+      </w:pPr>
+      <w:r>
+        <w:rPr>
+          <w:sz w:val="22"/>
+        </w:rPr>
+        <w:t>newgen.prm = פרמטרים</w:t>
+      </w:r>
+    </w:p>
+    <w:p>
+      <w:pPr>
+        <w:pStyle w:val="ListBullet"/>
+        <w:bidi/>
+      </w:pPr>
+      <w:r>
+        <w:rPr>
+          <w:sz w:val="22"/>
+        </w:rPr>
+        <w:t>client_logo.bmp = לוגו חברת דלק</w:t>
+      </w:r>
+    </w:p>
+    <w:p>
+      <w:pPr>
+        <w:jc w:val="center"/>
+      </w:pPr>
+      <w:r>
+        <w:rPr>
+          <w:color w:val="CCCCCC"/>
+        </w:rPr>
+        <w:t>──────────────────────────────────────────────────</w:t>
+      </w:r>
+    </w:p>
+    <w:p>
+      <w:pPr>
         <w:bidi/>
         <w:jc w:val="center"/>
       </w:pPr>
